--- a/mushkegowuk.docx
+++ b/mushkegowuk.docx
@@ -39,7 +39,7 @@
         <w:pStyle w:val="Date"/>
       </w:pPr>
       <w:r>
-        <w:t xml:space="preserve">2026-03-25</w:t>
+        <w:t xml:space="preserve">2026-05-26</w:t>
       </w:r>
     </w:p>
     <w:sdt>
@@ -543,17 +543,6 @@
         </w:tc>
       </w:tr>
     </w:tbl>
-    <w:p>
-      <w:pPr>
-        <w:pStyle w:val="SourceCode"/>
-      </w:pPr>
-      <w:r>
-        <w:rPr>
-          <w:rStyle w:val="VerbatimChar"/>
-        </w:rPr>
-        <w:t xml:space="preserve">## [1] "Calling... /bis/recording-task-creator-results"</w:t>
-      </w:r>
-    </w:p>
     <w:bookmarkEnd w:id="36"/>
     <w:bookmarkStart w:id="57" w:name="data-processing"/>
     <w:p>
@@ -611,13 +600,7 @@
         <w:t xml:space="preserve"> </w:t>
       </w:r>
       <w:r>
-        <w:t xml:space="preserve">for users of environmental sensors to help address big data challenges by providing solutions to standardize, harmonize, and share data. The platform supports data collected from autonomous recording units (ARUs) and camera traps, two of the most widely deployed remote sensing technologies in wildlife monitoring. ARUs passively record acoustic data and are particularly effective for detecting birds and other vocalizing species across large spatial extents, while camera traps provide photographic records of wildlife activity at fixed locations.</w:t>
-      </w:r>
-      <w:r>
-        <w:t xml:space="preserve"> </w:t>
-      </w:r>
-      <w:r>
-        <w:t xml:space="preserve">WildTrax provides an end-to-end workflow for environmental sensor data, from upload and storage through to processing, species tagging, and data publication. A key feature of the platform is its standardized tagging protocol, which allows observers to assign species identifications, individual counts, and behavioural annotations to recordings and images. This standardization enables data collected across different organizations, regions, and time periods to be integrated and compared, which is a critical requirement for large-scale biodiversity monitoring programs.</w:t>
+        <w:t xml:space="preserve">for users of environmental sensors to help address big data challenges by providing solutions to standardize, harmonize, and share data. The platform supports data collected from autonomous recording units (ARUs) and camera traps, two of the most widely deployed remote sensing technologies in wildlife monitoring. ARUs passively record acoustic data and are particularly effective for detecting birds and other vocalizing species across large spatial extents, while camera traps provide photographic records of wildlife activity at fixed locations. WildTrax provides an end-to-end workflow for environmental sensor data, from upload and storage through to processing, species tagging, and data publication. A key feature of the platform is its standardized tagging protocol, which allows observers to assign species identifications, individual counts, and behavioural annotations to recordings and images. This standardization enables data collected across different organizations, regions, and time periods to be integrated and compared, which is a critical requirement for large-scale biodiversity monitoring programs.</w:t>
       </w:r>
     </w:p>
     <w:p>
@@ -842,7 +825,7 @@
               <w:t xml:space="preserve">wt_get_sync(api = "organization_recordings", organization = 5843)</w:t>
             </w:r>
             <w:r>
-              <w:t xml:space="preserve">. Ensure you have correct access to the Organization as these projects are not currently published 2026-03-25.</w:t>
+              <w:t xml:space="preserve">. Ensure you have correct access to the Organization as these projects are not currently published 2026-05-26.</w:t>
             </w:r>
           </w:p>
           <w:p/>
